--- a/public/dpa-template.docx
+++ b/public/dpa-template.docx
@@ -294,6 +294,19 @@
     <w:p>
       <w:r>
         <w:t xml:space="preserve">This DPA is governed by the law specified in the Subscription Agreement. Notices under this DPA are sent to the respective contacts listed in the Order Form. For Processor: privacy@decision-intel.com.</w:t>
+      </w:r>
+    </w:p>
+    <w:p>
+      <w:pPr>
+        <w:pStyle w:val="Heading2"/>
+      </w:pPr>
+      <w:r>
+        <w:t xml:space="preserve">11. Evidentiary standard &amp; audit-trail continuity</w:t>
+      </w:r>
+    </w:p>
+    <w:p>
+      <w:r>
+        <w:t xml:space="preserve">Each Decision Provenance Record we produce carries a deterministic evidentiary-standard fingerprint binding the DQI methodology version, the SHA-256 hash of the input document, the prompt fingerprint, the DQI weight-resolution hash, and the record schema. We will not change the evidentiary standard underlying your records without versioning the change and preserving the prior fingerprint series, so that a multi-year reasoning-provenance trail built for EU AI Act Article 14, Basel III Pillar 2 ICAAP, SOX §404, or SEC AI-disclosure purposes remains internally consistent and any change of standard is a disclosed, reconstructable event rather than a silent substitution. On termination, the fingerprint series is included in the data export under §10A so the trail remains independently verifiable after the engagement ends.</w:t>
       </w:r>
     </w:p>
     <w:p>
